--- a/reference_templates/internal_documents/SOP_02_Accounts_FullGuide.docx
+++ b/reference_templates/internal_documents/SOP_02_Accounts_FullGuide.docx
@@ -2145,7 +2145,7 @@
                 <w:sz w:val="22"/>
                 <w:szCs w:val="22"/>
               </w:rPr>
-              <w:t xml:space="preserve">Track 60% Balance — 7 Working Days from BL Date</w:t>
+              <w:t>Track 60% Balance — 7 Calendar Days from scanned BL email</w:t>
             </w:r>
           </w:p>
         </w:tc>
